--- a/7_KI-Basismodule/KI-B4/KI-B4.2.2b_Orange3.docx
+++ b/7_KI-Basismodule/KI-B4/KI-B4.2.2b_Orange3.docx
@@ -1,6 +1,6 @@
 
 <file path=word/document.xml><?xml version="1.0" encoding="utf-8"?>
-<w:document xmlns:wpc="http://schemas.microsoft.com/office/word/2010/wordprocessingCanvas" xmlns:cx="http://schemas.microsoft.com/office/drawing/2014/chartex" xmlns:cx1="http://schemas.microsoft.com/office/drawing/2015/9/8/chartex" xmlns:cx2="http://schemas.microsoft.com/office/drawing/2015/10/21/chartex" xmlns:cx3="http://schemas.microsoft.com/office/drawing/2016/5/9/chartex" xmlns:cx4="http://schemas.microsoft.com/office/drawing/2016/5/10/chartex" xmlns:cx5="http://schemas.microsoft.com/office/drawing/2016/5/11/chartex" xmlns:cx6="http://schemas.microsoft.com/office/drawing/2016/5/12/chartex" xmlns:cx7="http://schemas.microsoft.com/office/drawing/2016/5/13/chartex" xmlns:cx8="http://schemas.microsoft.com/office/drawing/2016/5/14/chartex" xmlns:mc="http://schemas.openxmlformats.org/markup-compatibility/2006" xmlns:aink="http://schemas.microsoft.com/office/drawing/2016/ink" xmlns:am3d="http://schemas.microsoft.com/office/drawing/2017/model3d" xmlns:o="urn:schemas-microsoft-com:office:office" xmlns:r="http://schemas.openxmlformats.org/officeDocument/2006/relationships" xmlns:m="http://schemas.openxmlformats.org/officeDocument/2006/math" xmlns:v="urn:schemas-microsoft-com:vml" xmlns:wp14="http://schemas.microsoft.com/office/word/2010/wordprocessingDrawing" xmlns:wp="http://schemas.openxmlformats.org/drawingml/2006/wordprocessingDrawing" xmlns:w10="urn:schemas-microsoft-com:office:word" xmlns:w="http://schemas.openxmlformats.org/wordprocessingml/2006/main" xmlns:w14="http://schemas.microsoft.com/office/word/2010/wordml" xmlns:w15="http://schemas.microsoft.com/office/word/2012/wordml" xmlns:w16cex="http://schemas.microsoft.com/office/word/2018/wordml/cex" xmlns:w16cid="http://schemas.microsoft.com/office/word/2016/wordml/cid" xmlns:w16="http://schemas.microsoft.com/office/word/2018/wordml" xmlns:w16sdtdh="http://schemas.microsoft.com/office/word/2020/wordml/sdtdatahash" xmlns:w16se="http://schemas.microsoft.com/office/word/2015/wordml/symex" xmlns:wpg="http://schemas.microsoft.com/office/word/2010/wordprocessingGroup" xmlns:wpi="http://schemas.microsoft.com/office/word/2010/wordprocessingInk" xmlns:wne="http://schemas.microsoft.com/office/word/2006/wordml" xmlns:wps="http://schemas.microsoft.com/office/word/2010/wordprocessingShape" mc:Ignorable="w14 w15 w16se w16cid w16 w16cex w16sdtdh wp14">
+<w:document xmlns:wpc="http://schemas.microsoft.com/office/word/2010/wordprocessingCanvas" xmlns:cx="http://schemas.microsoft.com/office/drawing/2014/chartex" xmlns:cx1="http://schemas.microsoft.com/office/drawing/2015/9/8/chartex" xmlns:cx2="http://schemas.microsoft.com/office/drawing/2015/10/21/chartex" xmlns:cx3="http://schemas.microsoft.com/office/drawing/2016/5/9/chartex" xmlns:cx4="http://schemas.microsoft.com/office/drawing/2016/5/10/chartex" xmlns:cx5="http://schemas.microsoft.com/office/drawing/2016/5/11/chartex" xmlns:cx6="http://schemas.microsoft.com/office/drawing/2016/5/12/chartex" xmlns:cx7="http://schemas.microsoft.com/office/drawing/2016/5/13/chartex" xmlns:cx8="http://schemas.microsoft.com/office/drawing/2016/5/14/chartex" xmlns:mc="http://schemas.openxmlformats.org/markup-compatibility/2006" xmlns:aink="http://schemas.microsoft.com/office/drawing/2016/ink" xmlns:am3d="http://schemas.microsoft.com/office/drawing/2017/model3d" xmlns:o="urn:schemas-microsoft-com:office:office" xmlns:oel="http://schemas.microsoft.com/office/2019/extlst" xmlns:r="http://schemas.openxmlformats.org/officeDocument/2006/relationships" xmlns:m="http://schemas.openxmlformats.org/officeDocument/2006/math" xmlns:v="urn:schemas-microsoft-com:vml" xmlns:wp14="http://schemas.microsoft.com/office/word/2010/wordprocessingDrawing" xmlns:wp="http://schemas.openxmlformats.org/drawingml/2006/wordprocessingDrawing" xmlns:w10="urn:schemas-microsoft-com:office:word" xmlns:w="http://schemas.openxmlformats.org/wordprocessingml/2006/main" xmlns:w14="http://schemas.microsoft.com/office/word/2010/wordml" xmlns:w15="http://schemas.microsoft.com/office/word/2012/wordml" xmlns:w16cex="http://schemas.microsoft.com/office/word/2018/wordml/cex" xmlns:w16cid="http://schemas.microsoft.com/office/word/2016/wordml/cid" xmlns:w16="http://schemas.microsoft.com/office/word/2018/wordml" xmlns:w16sdtdh="http://schemas.microsoft.com/office/word/2020/wordml/sdtdatahash" xmlns:w16se="http://schemas.microsoft.com/office/word/2015/wordml/symex" xmlns:wpg="http://schemas.microsoft.com/office/word/2010/wordprocessingGroup" xmlns:wpi="http://schemas.microsoft.com/office/word/2010/wordprocessingInk" xmlns:wne="http://schemas.microsoft.com/office/word/2006/wordml" xmlns:wps="http://schemas.microsoft.com/office/word/2010/wordprocessingShape" mc:Ignorable="w14 w15 w16se w16cid w16 w16cex w16sdtdh wp14">
   <w:body>
     <w:p>
       <w:pPr>
@@ -26,11 +26,31 @@
       <w:pPr>
         <w:pStyle w:val="berschrift1"/>
       </w:pPr>
+      <w:commentRangeStart w:id="0"/>
+      <w:commentRangeStart w:id="1"/>
       <w:r>
         <w:t>Aufgabenblatt: Entscheidungsbäume in Orange3</w:t>
       </w:r>
       <w:r>
         <w:t xml:space="preserve"> </w:t>
+      </w:r>
+      <w:commentRangeEnd w:id="0"/>
+      <w:r>
+        <w:rPr>
+          <w:rStyle w:val="Kommentarzeichen"/>
+          <w:rFonts w:eastAsia="Arial" w:cs="Arial"/>
+          <w:b w:val="0"/>
+        </w:rPr>
+        <w:commentReference w:id="0"/>
+      </w:r>
+      <w:commentRangeEnd w:id="1"/>
+      <w:r>
+        <w:rPr>
+          <w:rStyle w:val="Kommentarzeichen"/>
+          <w:rFonts w:eastAsia="Arial" w:cs="Arial"/>
+          <w:b w:val="0"/>
+        </w:rPr>
+        <w:commentReference w:id="1"/>
       </w:r>
     </w:p>
     <w:p>
@@ -39,6 +59,7 @@
         <w:autoSpaceDE/>
         <w:autoSpaceDN/>
         <w:spacing w:beforeLines="60" w:before="144" w:after="160" w:line="288" w:lineRule="auto"/>
+        <w:jc w:val="both"/>
         <w:rPr>
           <w:rFonts w:eastAsiaTheme="minorEastAsia"/>
           <w:color w:val="000000"/>
@@ -238,7 +259,7 @@
                                           <pic:cNvPicPr/>
                                         </pic:nvPicPr>
                                         <pic:blipFill>
-                                          <a:blip r:embed="rId8" cstate="print"/>
+                                          <a:blip r:embed="rId12" cstate="print"/>
                                           <a:stretch>
                                             <a:fillRect/>
                                           </a:stretch>
@@ -304,7 +325,7 @@
                                     <pic:cNvPicPr/>
                                   </pic:nvPicPr>
                                   <pic:blipFill>
-                                    <a:blip r:embed="rId9" cstate="print"/>
+                                    <a:blip r:embed="rId13" cstate="print"/>
                                     <a:stretch>
                                       <a:fillRect/>
                                     </a:stretch>
@@ -592,7 +613,7 @@
                     <pic:cNvPicPr/>
                   </pic:nvPicPr>
                   <pic:blipFill>
-                    <a:blip r:embed="rId10" cstate="print"/>
+                    <a:blip r:embed="rId14" cstate="print"/>
                     <a:stretch>
                       <a:fillRect/>
                     </a:stretch>
@@ -721,7 +742,23 @@
           <w:szCs w:val="21"/>
           <w:lang w:val="de-DE"/>
         </w:rPr>
-        <w:t>S.1</w:t>
+        <w:t>S.</w:t>
+      </w:r>
+      <w:r>
+        <w:rPr>
+          <w:sz w:val="21"/>
+          <w:szCs w:val="21"/>
+          <w:lang w:val="de-DE"/>
+        </w:rPr>
+        <w:t xml:space="preserve"> </w:t>
+      </w:r>
+      <w:r>
+        <w:rPr>
+          <w:sz w:val="21"/>
+          <w:szCs w:val="21"/>
+          <w:lang w:val="de-DE"/>
+        </w:rPr>
+        <w:t>1</w:t>
       </w:r>
       <w:r>
         <w:rPr>
@@ -918,7 +955,7 @@
                     <pic:cNvPicPr/>
                   </pic:nvPicPr>
                   <pic:blipFill>
-                    <a:blip r:embed="rId11" cstate="print"/>
+                    <a:blip r:embed="rId15" cstate="print"/>
                     <a:stretch>
                       <a:fillRect/>
                     </a:stretch>
@@ -1096,14 +1133,6 @@
           <w:lang w:val="de-DE"/>
         </w:rPr>
         <w:t>).</w:t>
-      </w:r>
-      <w:r>
-        <w:rPr>
-          <w:sz w:val="21"/>
-          <w:szCs w:val="21"/>
-          <w:lang w:val="de-DE"/>
-        </w:rPr>
-        <w:tab/>
       </w:r>
       <w:r>
         <w:rPr>
@@ -1456,7 +1485,7 @@
                           </pic:cNvPicPr>
                         </pic:nvPicPr>
                         <pic:blipFill>
-                          <a:blip r:embed="rId12">
+                          <a:blip r:embed="rId16">
                             <a:extLst>
                               <a:ext uri="{28A0092B-C50C-407E-A947-70E740481C1C}">
                                 <a14:useLocalDpi xmlns:a14="http://schemas.microsoft.com/office/drawing/2010/main" val="0"/>
@@ -1496,7 +1525,7 @@
                           </pic:cNvPicPr>
                         </pic:nvPicPr>
                         <pic:blipFill>
-                          <a:blip r:embed="rId13" cstate="print">
+                          <a:blip r:embed="rId17" cstate="print">
                             <a:extLst>
                               <a:ext uri="{28A0092B-C50C-407E-A947-70E740481C1C}">
                                 <a14:useLocalDpi xmlns:a14="http://schemas.microsoft.com/office/drawing/2010/main" val="0"/>
@@ -1563,10 +1592,10 @@
                   <o:lock v:ext="edit" aspectratio="t"/>
                 </v:shapetype>
                 <v:shape id="Picture 30" o:spid="_x0000_s1027" type="#_x0000_t75" style="position:absolute;left:3477;top:346;width:204;height:204;visibility:visible;mso-wrap-style:square" o:gfxdata="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">
-                  <v:imagedata r:id="rId16" o:title=""/>
+                  <v:imagedata r:id="rId18" o:title=""/>
                 </v:shape>
                 <v:shape id="Picture 29" o:spid="_x0000_s1028" type="#_x0000_t75" style="position:absolute;left:1417;top:525;width:2774;height:2150;visibility:visible;mso-wrap-style:square" o:gfxdata="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">
-                  <v:imagedata r:id="rId17" o:title=""/>
+                  <v:imagedata r:id="rId19" o:title=""/>
                 </v:shape>
                 <w10:wrap anchorx="page"/>
               </v:group>
@@ -1841,7 +1870,23 @@
           <w:sz w:val="21"/>
           <w:szCs w:val="21"/>
         </w:rPr>
-        <w:t>S.3</w:t>
+        <w:t>S.</w:t>
+      </w:r>
+      <w:r>
+        <w:rPr>
+          <w:noProof/>
+          <w:sz w:val="21"/>
+          <w:szCs w:val="21"/>
+        </w:rPr>
+        <w:t xml:space="preserve"> </w:t>
+      </w:r>
+      <w:r>
+        <w:rPr>
+          <w:noProof/>
+          <w:sz w:val="21"/>
+          <w:szCs w:val="21"/>
+        </w:rPr>
+        <w:t>3</w:t>
       </w:r>
       <w:r>
         <w:rPr>
@@ -1911,12 +1956,8 @@
           <w:lang w:val="de-DE"/>
         </w:rPr>
         <w:sectPr>
-          <w:headerReference w:type="even" r:id="rId18"/>
-          <w:headerReference w:type="default" r:id="rId19"/>
-          <w:footerReference w:type="even" r:id="rId20"/>
+          <w:headerReference w:type="default" r:id="rId20"/>
           <w:footerReference w:type="default" r:id="rId21"/>
-          <w:headerReference w:type="first" r:id="rId22"/>
-          <w:footerReference w:type="first" r:id="rId23"/>
           <w:type w:val="continuous"/>
           <w:pgSz w:w="11910" w:h="16840"/>
           <w:pgMar w:top="880" w:right="620" w:bottom="640" w:left="1300" w:header="508" w:footer="441" w:gutter="0"/>
@@ -2153,13 +2194,35 @@
           <w:szCs w:val="21"/>
           <w:lang w:val="de-DE"/>
         </w:rPr>
-        <w:t xml:space="preserve"> S.4</w:t>
+        <w:t xml:space="preserve"> S.</w:t>
+      </w:r>
+      <w:r>
+        <w:rPr>
+          <w:sz w:val="21"/>
+          <w:szCs w:val="21"/>
+          <w:lang w:val="de-DE"/>
+        </w:rPr>
+        <w:t xml:space="preserve"> </w:t>
+      </w:r>
+      <w:r>
+        <w:rPr>
+          <w:sz w:val="21"/>
+          <w:szCs w:val="21"/>
+          <w:lang w:val="de-DE"/>
+        </w:rPr>
+        <w:t>4</w:t>
       </w:r>
       <w:r>
         <w:rPr>
           <w:lang w:val="de-DE"/>
         </w:rPr>
         <w:t>)</w:t>
+      </w:r>
+      <w:r>
+        <w:rPr>
+          <w:lang w:val="de-DE"/>
+        </w:rPr>
+        <w:t>.</w:t>
       </w:r>
     </w:p>
     <w:p>
@@ -2216,7 +2279,7 @@
                           </pic:cNvPicPr>
                         </pic:nvPicPr>
                         <pic:blipFill>
-                          <a:blip r:embed="rId24" cstate="print">
+                          <a:blip r:embed="rId22" cstate="print">
                             <a:extLst>
                               <a:ext uri="{28A0092B-C50C-407E-A947-70E740481C1C}">
                                 <a14:useLocalDpi xmlns:a14="http://schemas.microsoft.com/office/drawing/2010/main" val="0"/>
@@ -4707,7 +4770,25 @@
           <w:szCs w:val="21"/>
           <w:lang w:val="de-DE"/>
         </w:rPr>
-        <w:t>S.5</w:t>
+        <w:t>S.</w:t>
+      </w:r>
+      <w:r>
+        <w:rPr>
+          <w:noProof/>
+          <w:sz w:val="21"/>
+          <w:szCs w:val="21"/>
+          <w:lang w:val="de-DE"/>
+        </w:rPr>
+        <w:t xml:space="preserve"> </w:t>
+      </w:r>
+      <w:r>
+        <w:rPr>
+          <w:noProof/>
+          <w:sz w:val="21"/>
+          <w:szCs w:val="21"/>
+          <w:lang w:val="de-DE"/>
+        </w:rPr>
+        <w:t>5</w:t>
       </w:r>
       <w:r>
         <w:rPr>
@@ -6234,10 +6315,9 @@
     <w:p>
       <w:pPr>
         <w:pStyle w:val="Textkrper"/>
-        <w:spacing w:before="215"/>
-        <w:rPr>
-          <w:sz w:val="21"/>
-          <w:szCs w:val="21"/>
+        <w:spacing w:before="6"/>
+        <w:rPr>
+          <w:sz w:val="9"/>
           <w:lang w:val="de-DE"/>
         </w:rPr>
       </w:pPr>
@@ -6264,7 +6344,15 @@
           <w:szCs w:val="21"/>
           <w:lang w:val="de-DE"/>
         </w:rPr>
-        <w:t xml:space="preserve">würfelt die Daten dafür zufällig aus (siehe auch </w:t>
+        <w:t>würfelt die Daten dafür zufällig aus (siehe auc</w:t>
+      </w:r>
+      <w:r>
+        <w:rPr>
+          <w:sz w:val="21"/>
+          <w:szCs w:val="21"/>
+          <w:lang w:val="de-DE"/>
+        </w:rPr>
+        <w:t xml:space="preserve">h </w:t>
       </w:r>
       <w:proofErr w:type="gramStart"/>
       <w:r>
@@ -6273,15 +6361,7 @@
           <w:szCs w:val="21"/>
           <w:lang w:val="de-DE"/>
         </w:rPr>
-        <w:t>Hilfekar</w:t>
-      </w:r>
-      <w:r>
-        <w:rPr>
-          <w:sz w:val="21"/>
-          <w:szCs w:val="21"/>
-          <w:lang w:val="de-DE"/>
-        </w:rPr>
-        <w:t>te</w:t>
+        <w:t>Hilfskarte</w:t>
       </w:r>
       <w:proofErr w:type="gramEnd"/>
       <w:r>
@@ -6290,34 +6370,8 @@
           <w:szCs w:val="21"/>
           <w:lang w:val="de-DE"/>
         </w:rPr>
-        <w:t xml:space="preserve"> S.7)</w:t>
-      </w:r>
-    </w:p>
-    <w:p>
-      <w:pPr>
-        <w:rPr>
-          <w:lang w:val="de-DE"/>
-        </w:rPr>
-        <w:sectPr>
-          <w:type w:val="continuous"/>
-          <w:pgSz w:w="11910" w:h="16840"/>
-          <w:pgMar w:top="880" w:right="620" w:bottom="640" w:left="1300" w:header="720" w:footer="720" w:gutter="0"/>
-          <w:cols w:num="2" w:space="720" w:equalWidth="0">
-            <w:col w:w="8286" w:space="40"/>
-            <w:col w:w="1664"/>
-          </w:cols>
-        </w:sectPr>
-      </w:pPr>
-    </w:p>
-    <w:p>
-      <w:pPr>
-        <w:pStyle w:val="Textkrper"/>
-        <w:spacing w:before="6"/>
-        <w:rPr>
-          <w:sz w:val="9"/>
-          <w:lang w:val="de-DE"/>
-        </w:rPr>
-      </w:pPr>
+        <w:t xml:space="preserve"> S. 7).</w:t>
+      </w:r>
     </w:p>
     <w:p>
       <w:pPr>
@@ -7292,8 +7346,66 @@
 </w:document>
 </file>
 
+<file path=word/comments.xml><?xml version="1.0" encoding="utf-8"?>
+<w:comments xmlns:wpc="http://schemas.microsoft.com/office/word/2010/wordprocessingCanvas" xmlns:cx="http://schemas.microsoft.com/office/drawing/2014/chartex" xmlns:cx1="http://schemas.microsoft.com/office/drawing/2015/9/8/chartex" xmlns:cx2="http://schemas.microsoft.com/office/drawing/2015/10/21/chartex" xmlns:cx3="http://schemas.microsoft.com/office/drawing/2016/5/9/chartex" xmlns:cx4="http://schemas.microsoft.com/office/drawing/2016/5/10/chartex" xmlns:cx5="http://schemas.microsoft.com/office/drawing/2016/5/11/chartex" xmlns:cx6="http://schemas.microsoft.com/office/drawing/2016/5/12/chartex" xmlns:cx7="http://schemas.microsoft.com/office/drawing/2016/5/13/chartex" xmlns:cx8="http://schemas.microsoft.com/office/drawing/2016/5/14/chartex" xmlns:mc="http://schemas.openxmlformats.org/markup-compatibility/2006" xmlns:aink="http://schemas.microsoft.com/office/drawing/2016/ink" xmlns:am3d="http://schemas.microsoft.com/office/drawing/2017/model3d" xmlns:o="urn:schemas-microsoft-com:office:office" xmlns:oel="http://schemas.microsoft.com/office/2019/extlst" xmlns:r="http://schemas.openxmlformats.org/officeDocument/2006/relationships" xmlns:m="http://schemas.openxmlformats.org/officeDocument/2006/math" xmlns:v="urn:schemas-microsoft-com:vml" xmlns:wp14="http://schemas.microsoft.com/office/word/2010/wordprocessingDrawing" xmlns:wp="http://schemas.openxmlformats.org/drawingml/2006/wordprocessingDrawing" xmlns:w10="urn:schemas-microsoft-com:office:word" xmlns:w="http://schemas.openxmlformats.org/wordprocessingml/2006/main" xmlns:w14="http://schemas.microsoft.com/office/word/2010/wordml" xmlns:w15="http://schemas.microsoft.com/office/word/2012/wordml" xmlns:w16cex="http://schemas.microsoft.com/office/word/2018/wordml/cex" xmlns:w16cid="http://schemas.microsoft.com/office/word/2016/wordml/cid" xmlns:w16="http://schemas.microsoft.com/office/word/2018/wordml" xmlns:w16sdtdh="http://schemas.microsoft.com/office/word/2020/wordml/sdtdatahash" xmlns:w16se="http://schemas.microsoft.com/office/word/2015/wordml/symex" xmlns:wpg="http://schemas.microsoft.com/office/word/2010/wordprocessingGroup" xmlns:wpi="http://schemas.microsoft.com/office/word/2010/wordprocessingInk" xmlns:wne="http://schemas.microsoft.com/office/word/2006/wordml" xmlns:wps="http://schemas.microsoft.com/office/word/2010/wordprocessingShape" mc:Ignorable="w14 w15 w16se w16cid w16 w16cex w16sdtdh wp14">
+  <w:comment w:id="0" w:author="Müller, Maximilian | Wissensfabrik" w:date="2023-07-03T13:38:00Z" w:initials="MM">
+    <w:p>
+      <w:pPr>
+        <w:pStyle w:val="Kommentartext"/>
+      </w:pPr>
+      <w:r>
+        <w:rPr>
+          <w:rStyle w:val="Kommentarzeichen"/>
+        </w:rPr>
+        <w:annotationRef/>
+      </w:r>
+      <w:r>
+        <w:t>Seitenlayout stimmt nicht.</w:t>
+      </w:r>
+    </w:p>
+  </w:comment>
+  <w:comment w:id="1" w:author="Müller, Maximilian | Wissensfabrik" w:date="2023-07-03T13:40:00Z" w:initials="MM">
+    <w:p>
+      <w:pPr>
+        <w:pStyle w:val="Kommentartext"/>
+      </w:pPr>
+      <w:r>
+        <w:rPr>
+          <w:rStyle w:val="Kommentarzeichen"/>
+        </w:rPr>
+        <w:annotationRef/>
+      </w:r>
+      <w:r>
+        <w:t>Formatierung auf Blocksatz nicht möglich.</w:t>
+      </w:r>
+    </w:p>
+  </w:comment>
+</w:comments>
+</file>
+
+<file path=word/commentsExtended.xml><?xml version="1.0" encoding="utf-8"?>
+<w15:commentsEx xmlns:wpc="http://schemas.microsoft.com/office/word/2010/wordprocessingCanvas" xmlns:cx="http://schemas.microsoft.com/office/drawing/2014/chartex" xmlns:cx1="http://schemas.microsoft.com/office/drawing/2015/9/8/chartex" xmlns:cx2="http://schemas.microsoft.com/office/drawing/2015/10/21/chartex" xmlns:cx3="http://schemas.microsoft.com/office/drawing/2016/5/9/chartex" xmlns:cx4="http://schemas.microsoft.com/office/drawing/2016/5/10/chartex" xmlns:cx5="http://schemas.microsoft.com/office/drawing/2016/5/11/chartex" xmlns:cx6="http://schemas.microsoft.com/office/drawing/2016/5/12/chartex" xmlns:cx7="http://schemas.microsoft.com/office/drawing/2016/5/13/chartex" xmlns:cx8="http://schemas.microsoft.com/office/drawing/2016/5/14/chartex" xmlns:mc="http://schemas.openxmlformats.org/markup-compatibility/2006" xmlns:aink="http://schemas.microsoft.com/office/drawing/2016/ink" xmlns:am3d="http://schemas.microsoft.com/office/drawing/2017/model3d" xmlns:o="urn:schemas-microsoft-com:office:office" xmlns:oel="http://schemas.microsoft.com/office/2019/extlst" xmlns:r="http://schemas.openxmlformats.org/officeDocument/2006/relationships" xmlns:m="http://schemas.openxmlformats.org/officeDocument/2006/math" xmlns:v="urn:schemas-microsoft-com:vml" xmlns:wp14="http://schemas.microsoft.com/office/word/2010/wordprocessingDrawing" xmlns:wp="http://schemas.openxmlformats.org/drawingml/2006/wordprocessingDrawing" xmlns:w10="urn:schemas-microsoft-com:office:word" xmlns:w="http://schemas.openxmlformats.org/wordprocessingml/2006/main" xmlns:w14="http://schemas.microsoft.com/office/word/2010/wordml" xmlns:w15="http://schemas.microsoft.com/office/word/2012/wordml" xmlns:w16cex="http://schemas.microsoft.com/office/word/2018/wordml/cex" xmlns:w16cid="http://schemas.microsoft.com/office/word/2016/wordml/cid" xmlns:w16="http://schemas.microsoft.com/office/word/2018/wordml" xmlns:w16sdtdh="http://schemas.microsoft.com/office/word/2020/wordml/sdtdatahash" xmlns:w16se="http://schemas.microsoft.com/office/word/2015/wordml/symex" xmlns:wpg="http://schemas.microsoft.com/office/word/2010/wordprocessingGroup" xmlns:wpi="http://schemas.microsoft.com/office/word/2010/wordprocessingInk" xmlns:wne="http://schemas.microsoft.com/office/word/2006/wordml" xmlns:wps="http://schemas.microsoft.com/office/word/2010/wordprocessingShape" mc:Ignorable="w14 w15 w16se w16cid w16 w16cex w16sdtdh wp14">
+  <w15:commentEx w15:paraId="72751DF1" w15:done="0"/>
+  <w15:commentEx w15:paraId="614A1C79" w15:paraIdParent="72751DF1" w15:done="0"/>
+</w15:commentsEx>
+</file>
+
+<file path=word/commentsExtensible.xml><?xml version="1.0" encoding="utf-8"?>
+<w16cex:commentsExtensible xmlns:wpc="http://schemas.microsoft.com/office/word/2010/wordprocessingCanvas" xmlns:cx="http://schemas.microsoft.com/office/drawing/2014/chartex" xmlns:cx1="http://schemas.microsoft.com/office/drawing/2015/9/8/chartex" xmlns:cx2="http://schemas.microsoft.com/office/drawing/2015/10/21/chartex" xmlns:cx3="http://schemas.microsoft.com/office/drawing/2016/5/9/chartex" xmlns:cx4="http://schemas.microsoft.com/office/drawing/2016/5/10/chartex" xmlns:cx5="http://schemas.microsoft.com/office/drawing/2016/5/11/chartex" xmlns:cx6="http://schemas.microsoft.com/office/drawing/2016/5/12/chartex" xmlns:cx7="http://schemas.microsoft.com/office/drawing/2016/5/13/chartex" xmlns:cx8="http://schemas.microsoft.com/office/drawing/2016/5/14/chartex" xmlns:mc="http://schemas.openxmlformats.org/markup-compatibility/2006" xmlns:aink="http://schemas.microsoft.com/office/drawing/2016/ink" xmlns:am3d="http://schemas.microsoft.com/office/drawing/2017/model3d" xmlns:o="urn:schemas-microsoft-com:office:office" xmlns:oel="http://schemas.microsoft.com/office/2019/extlst" xmlns:r="http://schemas.openxmlformats.org/officeDocument/2006/relationships" xmlns:m="http://schemas.openxmlformats.org/officeDocument/2006/math" xmlns:v="urn:schemas-microsoft-com:vml" xmlns:wp14="http://schemas.microsoft.com/office/word/2010/wordprocessingDrawing" xmlns:wp="http://schemas.openxmlformats.org/drawingml/2006/wordprocessingDrawing" xmlns:w10="urn:schemas-microsoft-com:office:word" xmlns:w="http://schemas.openxmlformats.org/wordprocessingml/2006/main" xmlns:w14="http://schemas.microsoft.com/office/word/2010/wordml" xmlns:w15="http://schemas.microsoft.com/office/word/2012/wordml" xmlns:w16cex="http://schemas.microsoft.com/office/word/2018/wordml/cex" xmlns:w16cid="http://schemas.microsoft.com/office/word/2016/wordml/cid" xmlns:w16="http://schemas.microsoft.com/office/word/2018/wordml" xmlns:w16sdtdh="http://schemas.microsoft.com/office/word/2020/wordml/sdtdatahash" xmlns:w16se="http://schemas.microsoft.com/office/word/2015/wordml/symex" xmlns:wpg="http://schemas.microsoft.com/office/word/2010/wordprocessingGroup" xmlns:wpi="http://schemas.microsoft.com/office/word/2010/wordprocessingInk" xmlns:wne="http://schemas.microsoft.com/office/word/2006/wordml" xmlns:wps="http://schemas.microsoft.com/office/word/2010/wordprocessingShape" mc:Ignorable="w14 w15 w16se w16cid w16 w16cex w16sdtdh wp14">
+  <w16cex:commentExtensible w16cex:durableId="284D4DD0" w16cex:dateUtc="2023-07-03T11:38:00Z"/>
+  <w16cex:commentExtensible w16cex:durableId="284D4E46" w16cex:dateUtc="2023-07-03T11:40:00Z"/>
+</w16cex:commentsExtensible>
+</file>
+
+<file path=word/commentsIds.xml><?xml version="1.0" encoding="utf-8"?>
+<w16cid:commentsIds xmlns:wpc="http://schemas.microsoft.com/office/word/2010/wordprocessingCanvas" xmlns:cx="http://schemas.microsoft.com/office/drawing/2014/chartex" xmlns:cx1="http://schemas.microsoft.com/office/drawing/2015/9/8/chartex" xmlns:cx2="http://schemas.microsoft.com/office/drawing/2015/10/21/chartex" xmlns:cx3="http://schemas.microsoft.com/office/drawing/2016/5/9/chartex" xmlns:cx4="http://schemas.microsoft.com/office/drawing/2016/5/10/chartex" xmlns:cx5="http://schemas.microsoft.com/office/drawing/2016/5/11/chartex" xmlns:cx6="http://schemas.microsoft.com/office/drawing/2016/5/12/chartex" xmlns:cx7="http://schemas.microsoft.com/office/drawing/2016/5/13/chartex" xmlns:cx8="http://schemas.microsoft.com/office/drawing/2016/5/14/chartex" xmlns:mc="http://schemas.openxmlformats.org/markup-compatibility/2006" xmlns:aink="http://schemas.microsoft.com/office/drawing/2016/ink" xmlns:am3d="http://schemas.microsoft.com/office/drawing/2017/model3d" xmlns:o="urn:schemas-microsoft-com:office:office" xmlns:oel="http://schemas.microsoft.com/office/2019/extlst" xmlns:r="http://schemas.openxmlformats.org/officeDocument/2006/relationships" xmlns:m="http://schemas.openxmlformats.org/officeDocument/2006/math" xmlns:v="urn:schemas-microsoft-com:vml" xmlns:wp14="http://schemas.microsoft.com/office/word/2010/wordprocessingDrawing" xmlns:wp="http://schemas.openxmlformats.org/drawingml/2006/wordprocessingDrawing" xmlns:w10="urn:schemas-microsoft-com:office:word" xmlns:w="http://schemas.openxmlformats.org/wordprocessingml/2006/main" xmlns:w14="http://schemas.microsoft.com/office/word/2010/wordml" xmlns:w15="http://schemas.microsoft.com/office/word/2012/wordml" xmlns:w16cex="http://schemas.microsoft.com/office/word/2018/wordml/cex" xmlns:w16cid="http://schemas.microsoft.com/office/word/2016/wordml/cid" xmlns:w16="http://schemas.microsoft.com/office/word/2018/wordml" xmlns:w16sdtdh="http://schemas.microsoft.com/office/word/2020/wordml/sdtdatahash" xmlns:w16se="http://schemas.microsoft.com/office/word/2015/wordml/symex" xmlns:wpg="http://schemas.microsoft.com/office/word/2010/wordprocessingGroup" xmlns:wpi="http://schemas.microsoft.com/office/word/2010/wordprocessingInk" xmlns:wne="http://schemas.microsoft.com/office/word/2006/wordml" xmlns:wps="http://schemas.microsoft.com/office/word/2010/wordprocessingShape" mc:Ignorable="w14 w15 w16se w16cid w16 w16cex w16sdtdh wp14">
+  <w16cid:commentId w16cid:paraId="72751DF1" w16cid:durableId="284D4DD0"/>
+  <w16cid:commentId w16cid:paraId="614A1C79" w16cid:durableId="284D4E46"/>
+</w16cid:commentsIds>
+</file>
+
 <file path=word/endnotes.xml><?xml version="1.0" encoding="utf-8"?>
-<w:endnotes xmlns:wpc="http://schemas.microsoft.com/office/word/2010/wordprocessingCanvas" xmlns:cx="http://schemas.microsoft.com/office/drawing/2014/chartex" xmlns:cx1="http://schemas.microsoft.com/office/drawing/2015/9/8/chartex" xmlns:cx2="http://schemas.microsoft.com/office/drawing/2015/10/21/chartex" xmlns:cx3="http://schemas.microsoft.com/office/drawing/2016/5/9/chartex" xmlns:cx4="http://schemas.microsoft.com/office/drawing/2016/5/10/chartex" xmlns:cx5="http://schemas.microsoft.com/office/drawing/2016/5/11/chartex" xmlns:cx6="http://schemas.microsoft.com/office/drawing/2016/5/12/chartex" xmlns:cx7="http://schemas.microsoft.com/office/drawing/2016/5/13/chartex" xmlns:cx8="http://schemas.microsoft.com/office/drawing/2016/5/14/chartex" xmlns:mc="http://schemas.openxmlformats.org/markup-compatibility/2006" xmlns:aink="http://schemas.microsoft.com/office/drawing/2016/ink" xmlns:am3d="http://schemas.microsoft.com/office/drawing/2017/model3d" xmlns:o="urn:schemas-microsoft-com:office:office" xmlns:r="http://schemas.openxmlformats.org/officeDocument/2006/relationships" xmlns:m="http://schemas.openxmlformats.org/officeDocument/2006/math" xmlns:v="urn:schemas-microsoft-com:vml" xmlns:wp14="http://schemas.microsoft.com/office/word/2010/wordprocessingDrawing" xmlns:wp="http://schemas.openxmlformats.org/drawingml/2006/wordprocessingDrawing" xmlns:w10="urn:schemas-microsoft-com:office:word" xmlns:w="http://schemas.openxmlformats.org/wordprocessingml/2006/main" xmlns:w14="http://schemas.microsoft.com/office/word/2010/wordml" xmlns:w15="http://schemas.microsoft.com/office/word/2012/wordml" xmlns:w16cex="http://schemas.microsoft.com/office/word/2018/wordml/cex" xmlns:w16cid="http://schemas.microsoft.com/office/word/2016/wordml/cid" xmlns:w16="http://schemas.microsoft.com/office/word/2018/wordml" xmlns:w16sdtdh="http://schemas.microsoft.com/office/word/2020/wordml/sdtdatahash" xmlns:w16se="http://schemas.microsoft.com/office/word/2015/wordml/symex" xmlns:wpg="http://schemas.microsoft.com/office/word/2010/wordprocessingGroup" xmlns:wpi="http://schemas.microsoft.com/office/word/2010/wordprocessingInk" xmlns:wne="http://schemas.microsoft.com/office/word/2006/wordml" xmlns:wps="http://schemas.microsoft.com/office/word/2010/wordprocessingShape" mc:Ignorable="w14 w15 w16se w16cid w16 w16cex w16sdtdh wp14">
+<w:endnotes xmlns:wpc="http://schemas.microsoft.com/office/word/2010/wordprocessingCanvas" xmlns:cx="http://schemas.microsoft.com/office/drawing/2014/chartex" xmlns:cx1="http://schemas.microsoft.com/office/drawing/2015/9/8/chartex" xmlns:cx2="http://schemas.microsoft.com/office/drawing/2015/10/21/chartex" xmlns:cx3="http://schemas.microsoft.com/office/drawing/2016/5/9/chartex" xmlns:cx4="http://schemas.microsoft.com/office/drawing/2016/5/10/chartex" xmlns:cx5="http://schemas.microsoft.com/office/drawing/2016/5/11/chartex" xmlns:cx6="http://schemas.microsoft.com/office/drawing/2016/5/12/chartex" xmlns:cx7="http://schemas.microsoft.com/office/drawing/2016/5/13/chartex" xmlns:cx8="http://schemas.microsoft.com/office/drawing/2016/5/14/chartex" xmlns:mc="http://schemas.openxmlformats.org/markup-compatibility/2006" xmlns:aink="http://schemas.microsoft.com/office/drawing/2016/ink" xmlns:am3d="http://schemas.microsoft.com/office/drawing/2017/model3d" xmlns:o="urn:schemas-microsoft-com:office:office" xmlns:oel="http://schemas.microsoft.com/office/2019/extlst" xmlns:r="http://schemas.openxmlformats.org/officeDocument/2006/relationships" xmlns:m="http://schemas.openxmlformats.org/officeDocument/2006/math" xmlns:v="urn:schemas-microsoft-com:vml" xmlns:wp14="http://schemas.microsoft.com/office/word/2010/wordprocessingDrawing" xmlns:wp="http://schemas.openxmlformats.org/drawingml/2006/wordprocessingDrawing" xmlns:w10="urn:schemas-microsoft-com:office:word" xmlns:w="http://schemas.openxmlformats.org/wordprocessingml/2006/main" xmlns:w14="http://schemas.microsoft.com/office/word/2010/wordml" xmlns:w15="http://schemas.microsoft.com/office/word/2012/wordml" xmlns:w16cex="http://schemas.microsoft.com/office/word/2018/wordml/cex" xmlns:w16cid="http://schemas.microsoft.com/office/word/2016/wordml/cid" xmlns:w16="http://schemas.microsoft.com/office/word/2018/wordml" xmlns:w16sdtdh="http://schemas.microsoft.com/office/word/2020/wordml/sdtdatahash" xmlns:w16se="http://schemas.microsoft.com/office/word/2015/wordml/symex" xmlns:wpg="http://schemas.microsoft.com/office/word/2010/wordprocessingGroup" xmlns:wpi="http://schemas.microsoft.com/office/word/2010/wordprocessingInk" xmlns:wne="http://schemas.microsoft.com/office/word/2006/wordml" xmlns:wps="http://schemas.microsoft.com/office/word/2010/wordprocessingShape" mc:Ignorable="w14 w15 w16se w16cid w16 w16cex w16sdtdh wp14">
   <w:endnote w:type="separator" w:id="-1">
     <w:p>
       <w:r>
@@ -7312,17 +7424,7 @@
 </file>
 
 <file path=word/footer1.xml><?xml version="1.0" encoding="utf-8"?>
-<w:ftr xmlns:wpc="http://schemas.microsoft.com/office/word/2010/wordprocessingCanvas" xmlns:cx="http://schemas.microsoft.com/office/drawing/2014/chartex" xmlns:cx1="http://schemas.microsoft.com/office/drawing/2015/9/8/chartex" xmlns:cx2="http://schemas.microsoft.com/office/drawing/2015/10/21/chartex" xmlns:cx3="http://schemas.microsoft.com/office/drawing/2016/5/9/chartex" xmlns:cx4="http://schemas.microsoft.com/office/drawing/2016/5/10/chartex" xmlns:cx5="http://schemas.microsoft.com/office/drawing/2016/5/11/chartex" xmlns:cx6="http://schemas.microsoft.com/office/drawing/2016/5/12/chartex" xmlns:cx7="http://schemas.microsoft.com/office/drawing/2016/5/13/chartex" xmlns:cx8="http://schemas.microsoft.com/office/drawing/2016/5/14/chartex" xmlns:mc="http://schemas.openxmlformats.org/markup-compatibility/2006" xmlns:aink="http://schemas.microsoft.com/office/drawing/2016/ink" xmlns:am3d="http://schemas.microsoft.com/office/drawing/2017/model3d" xmlns:o="urn:schemas-microsoft-com:office:office" xmlns:r="http://schemas.openxmlformats.org/officeDocument/2006/relationships" xmlns:m="http://schemas.openxmlformats.org/officeDocument/2006/math" xmlns:v="urn:schemas-microsoft-com:vml" xmlns:wp14="http://schemas.microsoft.com/office/word/2010/wordprocessingDrawing" xmlns:wp="http://schemas.openxmlformats.org/drawingml/2006/wordprocessingDrawing" xmlns:w10="urn:schemas-microsoft-com:office:word" xmlns:w="http://schemas.openxmlformats.org/wordprocessingml/2006/main" xmlns:w14="http://schemas.microsoft.com/office/word/2010/wordml" xmlns:w15="http://schemas.microsoft.com/office/word/2012/wordml" xmlns:w16cex="http://schemas.microsoft.com/office/word/2018/wordml/cex" xmlns:w16cid="http://schemas.microsoft.com/office/word/2016/wordml/cid" xmlns:w16="http://schemas.microsoft.com/office/word/2018/wordml" xmlns:w16sdtdh="http://schemas.microsoft.com/office/word/2020/wordml/sdtdatahash" xmlns:w16se="http://schemas.microsoft.com/office/word/2015/wordml/symex" xmlns:wpg="http://schemas.microsoft.com/office/word/2010/wordprocessingGroup" xmlns:wpi="http://schemas.microsoft.com/office/word/2010/wordprocessingInk" xmlns:wne="http://schemas.microsoft.com/office/word/2006/wordml" xmlns:wps="http://schemas.microsoft.com/office/word/2010/wordprocessingShape" mc:Ignorable="w14 w15 w16se w16cid w16 w16cex w16sdtdh wp14">
-  <w:p>
-    <w:pPr>
-      <w:pStyle w:val="Fuzeile"/>
-    </w:pPr>
-  </w:p>
-</w:ftr>
-</file>
-
-<file path=word/footer2.xml><?xml version="1.0" encoding="utf-8"?>
-<w:ftr xmlns:wpc="http://schemas.microsoft.com/office/word/2010/wordprocessingCanvas" xmlns:cx="http://schemas.microsoft.com/office/drawing/2014/chartex" xmlns:cx1="http://schemas.microsoft.com/office/drawing/2015/9/8/chartex" xmlns:cx2="http://schemas.microsoft.com/office/drawing/2015/10/21/chartex" xmlns:cx3="http://schemas.microsoft.com/office/drawing/2016/5/9/chartex" xmlns:cx4="http://schemas.microsoft.com/office/drawing/2016/5/10/chartex" xmlns:cx5="http://schemas.microsoft.com/office/drawing/2016/5/11/chartex" xmlns:cx6="http://schemas.microsoft.com/office/drawing/2016/5/12/chartex" xmlns:cx7="http://schemas.microsoft.com/office/drawing/2016/5/13/chartex" xmlns:cx8="http://schemas.microsoft.com/office/drawing/2016/5/14/chartex" xmlns:mc="http://schemas.openxmlformats.org/markup-compatibility/2006" xmlns:aink="http://schemas.microsoft.com/office/drawing/2016/ink" xmlns:am3d="http://schemas.microsoft.com/office/drawing/2017/model3d" xmlns:o="urn:schemas-microsoft-com:office:office" xmlns:r="http://schemas.openxmlformats.org/officeDocument/2006/relationships" xmlns:m="http://schemas.openxmlformats.org/officeDocument/2006/math" xmlns:v="urn:schemas-microsoft-com:vml" xmlns:wp14="http://schemas.microsoft.com/office/word/2010/wordprocessingDrawing" xmlns:wp="http://schemas.openxmlformats.org/drawingml/2006/wordprocessingDrawing" xmlns:w10="urn:schemas-microsoft-com:office:word" xmlns:w="http://schemas.openxmlformats.org/wordprocessingml/2006/main" xmlns:w14="http://schemas.microsoft.com/office/word/2010/wordml" xmlns:w15="http://schemas.microsoft.com/office/word/2012/wordml" xmlns:w16cex="http://schemas.microsoft.com/office/word/2018/wordml/cex" xmlns:w16cid="http://schemas.microsoft.com/office/word/2016/wordml/cid" xmlns:w16="http://schemas.microsoft.com/office/word/2018/wordml" xmlns:w16sdtdh="http://schemas.microsoft.com/office/word/2020/wordml/sdtdatahash" xmlns:w16se="http://schemas.microsoft.com/office/word/2015/wordml/symex" xmlns:wpg="http://schemas.microsoft.com/office/word/2010/wordprocessingGroup" xmlns:wpi="http://schemas.microsoft.com/office/word/2010/wordprocessingInk" xmlns:wne="http://schemas.microsoft.com/office/word/2006/wordml" xmlns:wps="http://schemas.microsoft.com/office/word/2010/wordprocessingShape" mc:Ignorable="w14 w15 w16se w16cid w16 w16cex w16sdtdh wp14">
+<w:ftr xmlns:wpc="http://schemas.microsoft.com/office/word/2010/wordprocessingCanvas" xmlns:cx="http://schemas.microsoft.com/office/drawing/2014/chartex" xmlns:cx1="http://schemas.microsoft.com/office/drawing/2015/9/8/chartex" xmlns:cx2="http://schemas.microsoft.com/office/drawing/2015/10/21/chartex" xmlns:cx3="http://schemas.microsoft.com/office/drawing/2016/5/9/chartex" xmlns:cx4="http://schemas.microsoft.com/office/drawing/2016/5/10/chartex" xmlns:cx5="http://schemas.microsoft.com/office/drawing/2016/5/11/chartex" xmlns:cx6="http://schemas.microsoft.com/office/drawing/2016/5/12/chartex" xmlns:cx7="http://schemas.microsoft.com/office/drawing/2016/5/13/chartex" xmlns:cx8="http://schemas.microsoft.com/office/drawing/2016/5/14/chartex" xmlns:mc="http://schemas.openxmlformats.org/markup-compatibility/2006" xmlns:aink="http://schemas.microsoft.com/office/drawing/2016/ink" xmlns:am3d="http://schemas.microsoft.com/office/drawing/2017/model3d" xmlns:o="urn:schemas-microsoft-com:office:office" xmlns:oel="http://schemas.microsoft.com/office/2019/extlst" xmlns:r="http://schemas.openxmlformats.org/officeDocument/2006/relationships" xmlns:m="http://schemas.openxmlformats.org/officeDocument/2006/math" xmlns:v="urn:schemas-microsoft-com:vml" xmlns:wp14="http://schemas.microsoft.com/office/word/2010/wordprocessingDrawing" xmlns:wp="http://schemas.openxmlformats.org/drawingml/2006/wordprocessingDrawing" xmlns:w10="urn:schemas-microsoft-com:office:word" xmlns:w="http://schemas.openxmlformats.org/wordprocessingml/2006/main" xmlns:w14="http://schemas.microsoft.com/office/word/2010/wordml" xmlns:w15="http://schemas.microsoft.com/office/word/2012/wordml" xmlns:w16cex="http://schemas.microsoft.com/office/word/2018/wordml/cex" xmlns:w16cid="http://schemas.microsoft.com/office/word/2016/wordml/cid" xmlns:w16="http://schemas.microsoft.com/office/word/2018/wordml" xmlns:w16sdtdh="http://schemas.microsoft.com/office/word/2020/wordml/sdtdatahash" xmlns:w16se="http://schemas.microsoft.com/office/word/2015/wordml/symex" xmlns:wpg="http://schemas.microsoft.com/office/word/2010/wordprocessingGroup" xmlns:wpi="http://schemas.microsoft.com/office/word/2010/wordprocessingInk" xmlns:wne="http://schemas.microsoft.com/office/word/2006/wordml" xmlns:wps="http://schemas.microsoft.com/office/word/2010/wordprocessingShape" mc:Ignorable="w14 w15 w16se w16cid w16 w16cex w16sdtdh wp14">
   <w:p>
     <w:pPr>
       <w:pStyle w:val="Textkrper"/>
@@ -7331,6 +7433,150 @@
         <w:sz w:val="20"/>
       </w:rPr>
     </w:pPr>
+    <w:r>
+      <w:rPr>
+        <w:noProof/>
+      </w:rPr>
+      <mc:AlternateContent>
+        <mc:Choice Requires="wps">
+          <w:drawing>
+            <wp:anchor distT="0" distB="0" distL="114300" distR="114300" simplePos="0" relativeHeight="503303472" behindDoc="1" locked="0" layoutInCell="1" allowOverlap="1" wp14:anchorId="0BC55CF1" wp14:editId="75C8D2FA">
+              <wp:simplePos x="0" y="0"/>
+              <wp:positionH relativeFrom="page">
+                <wp:posOffset>970498</wp:posOffset>
+              </wp:positionH>
+              <wp:positionV relativeFrom="page">
+                <wp:posOffset>10372550</wp:posOffset>
+              </wp:positionV>
+              <wp:extent cx="3949311" cy="153670"/>
+              <wp:effectExtent l="0" t="0" r="13335" b="17780"/>
+              <wp:wrapNone/>
+              <wp:docPr id="35" name="Text Box 2"/>
+              <wp:cNvGraphicFramePr>
+                <a:graphicFrameLocks xmlns:a="http://schemas.openxmlformats.org/drawingml/2006/main"/>
+              </wp:cNvGraphicFramePr>
+              <a:graphic xmlns:a="http://schemas.openxmlformats.org/drawingml/2006/main">
+                <a:graphicData uri="http://schemas.microsoft.com/office/word/2010/wordprocessingShape">
+                  <wps:wsp>
+                    <wps:cNvSpPr txBox="1">
+                      <a:spLocks noChangeArrowheads="1"/>
+                    </wps:cNvSpPr>
+                    <wps:spPr bwMode="auto">
+                      <a:xfrm>
+                        <a:off x="0" y="0"/>
+                        <a:ext cx="3949311" cy="153670"/>
+                      </a:xfrm>
+                      <a:prstGeom prst="rect">
+                        <a:avLst/>
+                      </a:prstGeom>
+                      <a:noFill/>
+                      <a:ln>
+                        <a:noFill/>
+                      </a:ln>
+                      <a:extLst>
+                        <a:ext uri="{909E8E84-426E-40DD-AFC4-6F175D3DCCD1}">
+                          <a14:hiddenFill xmlns:a14="http://schemas.microsoft.com/office/drawing/2010/main">
+                            <a:solidFill>
+                              <a:srgbClr val="FFFFFF"/>
+                            </a:solidFill>
+                          </a14:hiddenFill>
+                        </a:ext>
+                        <a:ext uri="{91240B29-F687-4F45-9708-019B960494DF}">
+                          <a14:hiddenLine xmlns:a14="http://schemas.microsoft.com/office/drawing/2010/main" w="9525">
+                            <a:solidFill>
+                              <a:srgbClr val="000000"/>
+                            </a:solidFill>
+                            <a:miter lim="800000"/>
+                            <a:headEnd/>
+                            <a:tailEnd/>
+                          </a14:hiddenLine>
+                        </a:ext>
+                      </a:extLst>
+                    </wps:spPr>
+                    <wps:txbx>
+                      <w:txbxContent>
+                        <w:p>
+                          <w:pPr>
+                            <w:spacing w:before="14"/>
+                            <w:ind w:left="20"/>
+                            <w:rPr>
+                              <w:sz w:val="18"/>
+                              <w:lang w:val="de-DE"/>
+                            </w:rPr>
+                          </w:pPr>
+                          <w:r>
+                            <w:rPr>
+                              <w:sz w:val="18"/>
+                              <w:lang w:val="de-DE"/>
+                            </w:rPr>
+                            <w:t xml:space="preserve">Modul KI-B4 – Von Daten und Bäumen   zuletzt aktualisiert am </w:t>
+                          </w:r>
+                          <w:r>
+                            <w:rPr>
+                              <w:sz w:val="18"/>
+                              <w:lang w:val="de-DE"/>
+                            </w:rPr>
+                            <w:t>03.07.2023</w:t>
+                          </w:r>
+                        </w:p>
+                      </w:txbxContent>
+                    </wps:txbx>
+                    <wps:bodyPr rot="0" vert="horz" wrap="square" lIns="0" tIns="0" rIns="0" bIns="0" anchor="t" anchorCtr="0" upright="1">
+                      <a:noAutofit/>
+                    </wps:bodyPr>
+                  </wps:wsp>
+                </a:graphicData>
+              </a:graphic>
+              <wp14:sizeRelH relativeFrom="page">
+                <wp14:pctWidth>0</wp14:pctWidth>
+              </wp14:sizeRelH>
+              <wp14:sizeRelV relativeFrom="page">
+                <wp14:pctHeight>0</wp14:pctHeight>
+              </wp14:sizeRelV>
+            </wp:anchor>
+          </w:drawing>
+        </mc:Choice>
+        <mc:Fallback>
+          <w:pict>
+            <v:shapetype w14:anchorId="0BC55CF1" id="_x0000_t202" coordsize="21600,21600" o:spt="202" path="m,l,21600r21600,l21600,xe">
+              <v:stroke joinstyle="miter"/>
+              <v:path gradientshapeok="t" o:connecttype="rect"/>
+            </v:shapetype>
+            <v:shape id="Text Box 2" o:spid="_x0000_s1029" type="#_x0000_t202" style="position:absolute;margin-left:76.4pt;margin-top:816.75pt;width:310.95pt;height:12.1pt;z-index:-13008;visibility:visible;mso-wrap-style:square;mso-width-percent:0;mso-height-percent:0;mso-wrap-distance-left:9pt;mso-wrap-distance-top:0;mso-wrap-distance-right:9pt;mso-wrap-distance-bottom:0;mso-position-horizontal:absolute;mso-position-horizontal-relative:page;mso-position-vertical:absolute;mso-position-vertical-relative:page;mso-width-percent:0;mso-height-percent:0;mso-width-relative:page;mso-height-relative:page;v-text-anchor:top" o:gfxdata="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" filled="f" stroked="f">
+              <v:textbox inset="0,0,0,0">
+                <w:txbxContent>
+                  <w:p>
+                    <w:pPr>
+                      <w:spacing w:before="14"/>
+                      <w:ind w:left="20"/>
+                      <w:rPr>
+                        <w:sz w:val="18"/>
+                        <w:lang w:val="de-DE"/>
+                      </w:rPr>
+                    </w:pPr>
+                    <w:r>
+                      <w:rPr>
+                        <w:sz w:val="18"/>
+                        <w:lang w:val="de-DE"/>
+                      </w:rPr>
+                      <w:t xml:space="preserve">Modul KI-B4 – Von Daten und Bäumen   zuletzt aktualisiert am </w:t>
+                    </w:r>
+                    <w:r>
+                      <w:rPr>
+                        <w:sz w:val="18"/>
+                        <w:lang w:val="de-DE"/>
+                      </w:rPr>
+                      <w:t>03.07.2023</w:t>
+                    </w:r>
+                  </w:p>
+                </w:txbxContent>
+              </v:textbox>
+              <w10:wrap anchorx="page" anchory="page"/>
+            </v:shape>
+          </w:pict>
+        </mc:Fallback>
+      </mc:AlternateContent>
+    </w:r>
     <w:r>
       <w:rPr>
         <w:noProof/>
@@ -7787,7 +8033,7 @@
       <mc:AlternateContent>
         <mc:Choice Requires="wps">
           <w:drawing>
-            <wp:anchor distT="0" distB="0" distL="114300" distR="114300" simplePos="0" relativeHeight="503305544" behindDoc="0" locked="0" layoutInCell="1" allowOverlap="1" wp14:anchorId="732F7328" wp14:editId="189AE0D0">
+            <wp:anchor distT="0" distB="0" distL="114300" distR="114300" simplePos="0" relativeHeight="503305544" behindDoc="0" locked="0" layoutInCell="1" allowOverlap="1" wp14:anchorId="732F7328" wp14:editId="496E9147">
               <wp:simplePos x="0" y="0"/>
               <wp:positionH relativeFrom="page">
                 <wp:posOffset>989000</wp:posOffset>
@@ -7844,139 +8090,9 @@
         </mc:Choice>
         <mc:Fallback>
           <w:pict>
-            <v:line w14:anchorId="0D11ED0D" id="Gerade Verbindung 7" o:spid="_x0000_s1026" style="position:absolute;z-index:503305544;visibility:visible;mso-wrap-style:square;mso-width-percent:0;mso-wrap-distance-left:9pt;mso-wrap-distance-top:0;mso-wrap-distance-right:9pt;mso-wrap-distance-bottom:0;mso-position-horizontal:absolute;mso-position-horizontal-relative:page;mso-position-vertical:absolute;mso-position-vertical-relative:text;mso-width-percent:0;mso-width-relative:margin" from="77.85pt,-9.05pt" to="519.2pt,-9.05pt" o:gfxdata="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" strokecolor="#f5a700" strokeweight="2.5pt">
+            <v:line w14:anchorId="101BE2CF" id="Gerade Verbindung 7" o:spid="_x0000_s1026" style="position:absolute;z-index:503305544;visibility:visible;mso-wrap-style:square;mso-width-percent:0;mso-wrap-distance-left:9pt;mso-wrap-distance-top:0;mso-wrap-distance-right:9pt;mso-wrap-distance-bottom:0;mso-position-horizontal:absolute;mso-position-horizontal-relative:page;mso-position-vertical:absolute;mso-position-vertical-relative:text;mso-width-percent:0;mso-width-relative:margin" from="77.85pt,-9.05pt" to="519.2pt,-9.05pt" o:gfxdata="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" strokecolor="#f5a700" strokeweight="2.5pt">
               <w10:wrap anchorx="page"/>
             </v:line>
-          </w:pict>
-        </mc:Fallback>
-      </mc:AlternateContent>
-    </w:r>
-    <w:r>
-      <w:rPr>
-        <w:noProof/>
-      </w:rPr>
-      <mc:AlternateContent>
-        <mc:Choice Requires="wps">
-          <w:drawing>
-            <wp:anchor distT="0" distB="0" distL="114300" distR="114300" simplePos="0" relativeHeight="503303472" behindDoc="1" locked="0" layoutInCell="1" allowOverlap="1" wp14:anchorId="0BC55CF1" wp14:editId="72002947">
-              <wp:simplePos x="0" y="0"/>
-              <wp:positionH relativeFrom="page">
-                <wp:posOffset>970280</wp:posOffset>
-              </wp:positionH>
-              <wp:positionV relativeFrom="page">
-                <wp:posOffset>10371455</wp:posOffset>
-              </wp:positionV>
-              <wp:extent cx="3682365" cy="153670"/>
-              <wp:effectExtent l="0" t="0" r="0" b="0"/>
-              <wp:wrapNone/>
-              <wp:docPr id="35" name="Text Box 2"/>
-              <wp:cNvGraphicFramePr>
-                <a:graphicFrameLocks xmlns:a="http://schemas.openxmlformats.org/drawingml/2006/main"/>
-              </wp:cNvGraphicFramePr>
-              <a:graphic xmlns:a="http://schemas.openxmlformats.org/drawingml/2006/main">
-                <a:graphicData uri="http://schemas.microsoft.com/office/word/2010/wordprocessingShape">
-                  <wps:wsp>
-                    <wps:cNvSpPr txBox="1">
-                      <a:spLocks noChangeArrowheads="1"/>
-                    </wps:cNvSpPr>
-                    <wps:spPr bwMode="auto">
-                      <a:xfrm>
-                        <a:off x="0" y="0"/>
-                        <a:ext cx="3682365" cy="153670"/>
-                      </a:xfrm>
-                      <a:prstGeom prst="rect">
-                        <a:avLst/>
-                      </a:prstGeom>
-                      <a:noFill/>
-                      <a:ln>
-                        <a:noFill/>
-                      </a:ln>
-                      <a:extLst>
-                        <a:ext uri="{909E8E84-426E-40DD-AFC4-6F175D3DCCD1}">
-                          <a14:hiddenFill xmlns:a14="http://schemas.microsoft.com/office/drawing/2010/main">
-                            <a:solidFill>
-                              <a:srgbClr val="FFFFFF"/>
-                            </a:solidFill>
-                          </a14:hiddenFill>
-                        </a:ext>
-                        <a:ext uri="{91240B29-F687-4F45-9708-019B960494DF}">
-                          <a14:hiddenLine xmlns:a14="http://schemas.microsoft.com/office/drawing/2010/main" w="9525">
-                            <a:solidFill>
-                              <a:srgbClr val="000000"/>
-                            </a:solidFill>
-                            <a:miter lim="800000"/>
-                            <a:headEnd/>
-                            <a:tailEnd/>
-                          </a14:hiddenLine>
-                        </a:ext>
-                      </a:extLst>
-                    </wps:spPr>
-                    <wps:txbx>
-                      <w:txbxContent>
-                        <w:p>
-                          <w:pPr>
-                            <w:spacing w:before="14"/>
-                            <w:ind w:left="20"/>
-                            <w:rPr>
-                              <w:sz w:val="18"/>
-                              <w:lang w:val="de-DE"/>
-                            </w:rPr>
-                          </w:pPr>
-                          <w:r>
-                            <w:rPr>
-                              <w:sz w:val="18"/>
-                              <w:lang w:val="de-DE"/>
-                            </w:rPr>
-                            <w:t>Modul KI-B4 – Von Daten und Bäumen   zuletzt aktualisiert am 25.06.21</w:t>
-                          </w:r>
-                        </w:p>
-                      </w:txbxContent>
-                    </wps:txbx>
-                    <wps:bodyPr rot="0" vert="horz" wrap="square" lIns="0" tIns="0" rIns="0" bIns="0" anchor="t" anchorCtr="0" upright="1">
-                      <a:noAutofit/>
-                    </wps:bodyPr>
-                  </wps:wsp>
-                </a:graphicData>
-              </a:graphic>
-              <wp14:sizeRelH relativeFrom="page">
-                <wp14:pctWidth>0</wp14:pctWidth>
-              </wp14:sizeRelH>
-              <wp14:sizeRelV relativeFrom="page">
-                <wp14:pctHeight>0</wp14:pctHeight>
-              </wp14:sizeRelV>
-            </wp:anchor>
-          </w:drawing>
-        </mc:Choice>
-        <mc:Fallback>
-          <w:pict>
-            <v:shapetype w14:anchorId="0BC55CF1" id="_x0000_t202" coordsize="21600,21600" o:spt="202" path="m,l,21600r21600,l21600,xe">
-              <v:stroke joinstyle="miter"/>
-              <v:path gradientshapeok="t" o:connecttype="rect"/>
-            </v:shapetype>
-            <v:shape id="Text Box 2" o:spid="_x0000_s1034" type="#_x0000_t202" style="position:absolute;margin-left:76.4pt;margin-top:816.65pt;width:289.95pt;height:12.1pt;z-index:-13008;visibility:visible;mso-wrap-style:square;mso-width-percent:0;mso-height-percent:0;mso-wrap-distance-left:9pt;mso-wrap-distance-top:0;mso-wrap-distance-right:9pt;mso-wrap-distance-bottom:0;mso-position-horizontal:absolute;mso-position-horizontal-relative:page;mso-position-vertical:absolute;mso-position-vertical-relative:page;mso-width-percent:0;mso-height-percent:0;mso-width-relative:page;mso-height-relative:page;v-text-anchor:top" o:gfxdata="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" filled="f" stroked="f">
-              <v:textbox inset="0,0,0,0">
-                <w:txbxContent>
-                  <w:p>
-                    <w:pPr>
-                      <w:spacing w:before="14"/>
-                      <w:ind w:left="20"/>
-                      <w:rPr>
-                        <w:sz w:val="18"/>
-                        <w:lang w:val="de-DE"/>
-                      </w:rPr>
-                    </w:pPr>
-                    <w:r>
-                      <w:rPr>
-                        <w:sz w:val="18"/>
-                        <w:lang w:val="de-DE"/>
-                      </w:rPr>
-                      <w:t>Modul KI-B4 – Von Daten und Bäumen   zuletzt aktualisiert am 25.06.21</w:t>
-                    </w:r>
-                  </w:p>
-                </w:txbxContent>
-              </v:textbox>
-              <w10:wrap anchorx="page" anchory="page"/>
-            </v:shape>
           </w:pict>
         </mc:Fallback>
       </mc:AlternateContent>
@@ -8171,18 +8287,8 @@
 </w:ftr>
 </file>
 
-<file path=word/footer3.xml><?xml version="1.0" encoding="utf-8"?>
-<w:ftr xmlns:wpc="http://schemas.microsoft.com/office/word/2010/wordprocessingCanvas" xmlns:cx="http://schemas.microsoft.com/office/drawing/2014/chartex" xmlns:cx1="http://schemas.microsoft.com/office/drawing/2015/9/8/chartex" xmlns:cx2="http://schemas.microsoft.com/office/drawing/2015/10/21/chartex" xmlns:cx3="http://schemas.microsoft.com/office/drawing/2016/5/9/chartex" xmlns:cx4="http://schemas.microsoft.com/office/drawing/2016/5/10/chartex" xmlns:cx5="http://schemas.microsoft.com/office/drawing/2016/5/11/chartex" xmlns:cx6="http://schemas.microsoft.com/office/drawing/2016/5/12/chartex" xmlns:cx7="http://schemas.microsoft.com/office/drawing/2016/5/13/chartex" xmlns:cx8="http://schemas.microsoft.com/office/drawing/2016/5/14/chartex" xmlns:mc="http://schemas.openxmlformats.org/markup-compatibility/2006" xmlns:aink="http://schemas.microsoft.com/office/drawing/2016/ink" xmlns:am3d="http://schemas.microsoft.com/office/drawing/2017/model3d" xmlns:o="urn:schemas-microsoft-com:office:office" xmlns:r="http://schemas.openxmlformats.org/officeDocument/2006/relationships" xmlns:m="http://schemas.openxmlformats.org/officeDocument/2006/math" xmlns:v="urn:schemas-microsoft-com:vml" xmlns:wp14="http://schemas.microsoft.com/office/word/2010/wordprocessingDrawing" xmlns:wp="http://schemas.openxmlformats.org/drawingml/2006/wordprocessingDrawing" xmlns:w10="urn:schemas-microsoft-com:office:word" xmlns:w="http://schemas.openxmlformats.org/wordprocessingml/2006/main" xmlns:w14="http://schemas.microsoft.com/office/word/2010/wordml" xmlns:w15="http://schemas.microsoft.com/office/word/2012/wordml" xmlns:w16cex="http://schemas.microsoft.com/office/word/2018/wordml/cex" xmlns:w16cid="http://schemas.microsoft.com/office/word/2016/wordml/cid" xmlns:w16="http://schemas.microsoft.com/office/word/2018/wordml" xmlns:w16sdtdh="http://schemas.microsoft.com/office/word/2020/wordml/sdtdatahash" xmlns:w16se="http://schemas.microsoft.com/office/word/2015/wordml/symex" xmlns:wpg="http://schemas.microsoft.com/office/word/2010/wordprocessingGroup" xmlns:wpi="http://schemas.microsoft.com/office/word/2010/wordprocessingInk" xmlns:wne="http://schemas.microsoft.com/office/word/2006/wordml" xmlns:wps="http://schemas.microsoft.com/office/word/2010/wordprocessingShape" mc:Ignorable="w14 w15 w16se w16cid w16 w16cex w16sdtdh wp14">
-  <w:p>
-    <w:pPr>
-      <w:pStyle w:val="Fuzeile"/>
-    </w:pPr>
-  </w:p>
-</w:ftr>
-</file>
-
 <file path=word/footnotes.xml><?xml version="1.0" encoding="utf-8"?>
-<w:footnotes xmlns:wpc="http://schemas.microsoft.com/office/word/2010/wordprocessingCanvas" xmlns:cx="http://schemas.microsoft.com/office/drawing/2014/chartex" xmlns:cx1="http://schemas.microsoft.com/office/drawing/2015/9/8/chartex" xmlns:cx2="http://schemas.microsoft.com/office/drawing/2015/10/21/chartex" xmlns:cx3="http://schemas.microsoft.com/office/drawing/2016/5/9/chartex" xmlns:cx4="http://schemas.microsoft.com/office/drawing/2016/5/10/chartex" xmlns:cx5="http://schemas.microsoft.com/office/drawing/2016/5/11/chartex" xmlns:cx6="http://schemas.microsoft.com/office/drawing/2016/5/12/chartex" xmlns:cx7="http://schemas.microsoft.com/office/drawing/2016/5/13/chartex" xmlns:cx8="http://schemas.microsoft.com/office/drawing/2016/5/14/chartex" xmlns:mc="http://schemas.openxmlformats.org/markup-compatibility/2006" xmlns:aink="http://schemas.microsoft.com/office/drawing/2016/ink" xmlns:am3d="http://schemas.microsoft.com/office/drawing/2017/model3d" xmlns:o="urn:schemas-microsoft-com:office:office" xmlns:r="http://schemas.openxmlformats.org/officeDocument/2006/relationships" xmlns:m="http://schemas.openxmlformats.org/officeDocument/2006/math" xmlns:v="urn:schemas-microsoft-com:vml" xmlns:wp14="http://schemas.microsoft.com/office/word/2010/wordprocessingDrawing" xmlns:wp="http://schemas.openxmlformats.org/drawingml/2006/wordprocessingDrawing" xmlns:w10="urn:schemas-microsoft-com:office:word" xmlns:w="http://schemas.openxmlformats.org/wordprocessingml/2006/main" xmlns:w14="http://schemas.microsoft.com/office/word/2010/wordml" xmlns:w15="http://schemas.microsoft.com/office/word/2012/wordml" xmlns:w16cex="http://schemas.microsoft.com/office/word/2018/wordml/cex" xmlns:w16cid="http://schemas.microsoft.com/office/word/2016/wordml/cid" xmlns:w16="http://schemas.microsoft.com/office/word/2018/wordml" xmlns:w16sdtdh="http://schemas.microsoft.com/office/word/2020/wordml/sdtdatahash" xmlns:w16se="http://schemas.microsoft.com/office/word/2015/wordml/symex" xmlns:wpg="http://schemas.microsoft.com/office/word/2010/wordprocessingGroup" xmlns:wpi="http://schemas.microsoft.com/office/word/2010/wordprocessingInk" xmlns:wne="http://schemas.microsoft.com/office/word/2006/wordml" xmlns:wps="http://schemas.microsoft.com/office/word/2010/wordprocessingShape" mc:Ignorable="w14 w15 w16se w16cid w16 w16cex w16sdtdh wp14">
+<w:footnotes xmlns:wpc="http://schemas.microsoft.com/office/word/2010/wordprocessingCanvas" xmlns:cx="http://schemas.microsoft.com/office/drawing/2014/chartex" xmlns:cx1="http://schemas.microsoft.com/office/drawing/2015/9/8/chartex" xmlns:cx2="http://schemas.microsoft.com/office/drawing/2015/10/21/chartex" xmlns:cx3="http://schemas.microsoft.com/office/drawing/2016/5/9/chartex" xmlns:cx4="http://schemas.microsoft.com/office/drawing/2016/5/10/chartex" xmlns:cx5="http://schemas.microsoft.com/office/drawing/2016/5/11/chartex" xmlns:cx6="http://schemas.microsoft.com/office/drawing/2016/5/12/chartex" xmlns:cx7="http://schemas.microsoft.com/office/drawing/2016/5/13/chartex" xmlns:cx8="http://schemas.microsoft.com/office/drawing/2016/5/14/chartex" xmlns:mc="http://schemas.openxmlformats.org/markup-compatibility/2006" xmlns:aink="http://schemas.microsoft.com/office/drawing/2016/ink" xmlns:am3d="http://schemas.microsoft.com/office/drawing/2017/model3d" xmlns:o="urn:schemas-microsoft-com:office:office" xmlns:oel="http://schemas.microsoft.com/office/2019/extlst" xmlns:r="http://schemas.openxmlformats.org/officeDocument/2006/relationships" xmlns:m="http://schemas.openxmlformats.org/officeDocument/2006/math" xmlns:v="urn:schemas-microsoft-com:vml" xmlns:wp14="http://schemas.microsoft.com/office/word/2010/wordprocessingDrawing" xmlns:wp="http://schemas.openxmlformats.org/drawingml/2006/wordprocessingDrawing" xmlns:w10="urn:schemas-microsoft-com:office:word" xmlns:w="http://schemas.openxmlformats.org/wordprocessingml/2006/main" xmlns:w14="http://schemas.microsoft.com/office/word/2010/wordml" xmlns:w15="http://schemas.microsoft.com/office/word/2012/wordml" xmlns:w16cex="http://schemas.microsoft.com/office/word/2018/wordml/cex" xmlns:w16cid="http://schemas.microsoft.com/office/word/2016/wordml/cid" xmlns:w16="http://schemas.microsoft.com/office/word/2018/wordml" xmlns:w16sdtdh="http://schemas.microsoft.com/office/word/2020/wordml/sdtdatahash" xmlns:w16se="http://schemas.microsoft.com/office/word/2015/wordml/symex" xmlns:wpg="http://schemas.microsoft.com/office/word/2010/wordprocessingGroup" xmlns:wpi="http://schemas.microsoft.com/office/word/2010/wordprocessingInk" xmlns:wne="http://schemas.microsoft.com/office/word/2006/wordml" xmlns:wps="http://schemas.microsoft.com/office/word/2010/wordprocessingShape" mc:Ignorable="w14 w15 w16se w16cid w16 w16cex w16sdtdh wp14">
   <w:footnote w:type="separator" w:id="-1">
     <w:p>
       <w:r>
@@ -8201,17 +8307,7 @@
 </file>
 
 <file path=word/header1.xml><?xml version="1.0" encoding="utf-8"?>
-<w:hdr xmlns:wpc="http://schemas.microsoft.com/office/word/2010/wordprocessingCanvas" xmlns:cx="http://schemas.microsoft.com/office/drawing/2014/chartex" xmlns:cx1="http://schemas.microsoft.com/office/drawing/2015/9/8/chartex" xmlns:cx2="http://schemas.microsoft.com/office/drawing/2015/10/21/chartex" xmlns:cx3="http://schemas.microsoft.com/office/drawing/2016/5/9/chartex" xmlns:cx4="http://schemas.microsoft.com/office/drawing/2016/5/10/chartex" xmlns:cx5="http://schemas.microsoft.com/office/drawing/2016/5/11/chartex" xmlns:cx6="http://schemas.microsoft.com/office/drawing/2016/5/12/chartex" xmlns:cx7="http://schemas.microsoft.com/office/drawing/2016/5/13/chartex" xmlns:cx8="http://schemas.microsoft.com/office/drawing/2016/5/14/chartex" xmlns:mc="http://schemas.openxmlformats.org/markup-compatibility/2006" xmlns:aink="http://schemas.microsoft.com/office/drawing/2016/ink" xmlns:am3d="http://schemas.microsoft.com/office/drawing/2017/model3d" xmlns:o="urn:schemas-microsoft-com:office:office" xmlns:r="http://schemas.openxmlformats.org/officeDocument/2006/relationships" xmlns:m="http://schemas.openxmlformats.org/officeDocument/2006/math" xmlns:v="urn:schemas-microsoft-com:vml" xmlns:wp14="http://schemas.microsoft.com/office/word/2010/wordprocessingDrawing" xmlns:wp="http://schemas.openxmlformats.org/drawingml/2006/wordprocessingDrawing" xmlns:w10="urn:schemas-microsoft-com:office:word" xmlns:w="http://schemas.openxmlformats.org/wordprocessingml/2006/main" xmlns:w14="http://schemas.microsoft.com/office/word/2010/wordml" xmlns:w15="http://schemas.microsoft.com/office/word/2012/wordml" xmlns:w16cex="http://schemas.microsoft.com/office/word/2018/wordml/cex" xmlns:w16cid="http://schemas.microsoft.com/office/word/2016/wordml/cid" xmlns:w16="http://schemas.microsoft.com/office/word/2018/wordml" xmlns:w16sdtdh="http://schemas.microsoft.com/office/word/2020/wordml/sdtdatahash" xmlns:w16se="http://schemas.microsoft.com/office/word/2015/wordml/symex" xmlns:wpg="http://schemas.microsoft.com/office/word/2010/wordprocessingGroup" xmlns:wpi="http://schemas.microsoft.com/office/word/2010/wordprocessingInk" xmlns:wne="http://schemas.microsoft.com/office/word/2006/wordml" xmlns:wps="http://schemas.microsoft.com/office/word/2010/wordprocessingShape" mc:Ignorable="w14 w15 w16se w16cid w16 w16cex w16sdtdh wp14">
-  <w:p>
-    <w:pPr>
-      <w:pStyle w:val="Kopfzeile"/>
-    </w:pPr>
-  </w:p>
-</w:hdr>
-</file>
-
-<file path=word/header2.xml><?xml version="1.0" encoding="utf-8"?>
-<w:hdr xmlns:wpc="http://schemas.microsoft.com/office/word/2010/wordprocessingCanvas" xmlns:cx="http://schemas.microsoft.com/office/drawing/2014/chartex" xmlns:cx1="http://schemas.microsoft.com/office/drawing/2015/9/8/chartex" xmlns:cx2="http://schemas.microsoft.com/office/drawing/2015/10/21/chartex" xmlns:cx3="http://schemas.microsoft.com/office/drawing/2016/5/9/chartex" xmlns:cx4="http://schemas.microsoft.com/office/drawing/2016/5/10/chartex" xmlns:cx5="http://schemas.microsoft.com/office/drawing/2016/5/11/chartex" xmlns:cx6="http://schemas.microsoft.com/office/drawing/2016/5/12/chartex" xmlns:cx7="http://schemas.microsoft.com/office/drawing/2016/5/13/chartex" xmlns:cx8="http://schemas.microsoft.com/office/drawing/2016/5/14/chartex" xmlns:mc="http://schemas.openxmlformats.org/markup-compatibility/2006" xmlns:aink="http://schemas.microsoft.com/office/drawing/2016/ink" xmlns:am3d="http://schemas.microsoft.com/office/drawing/2017/model3d" xmlns:o="urn:schemas-microsoft-com:office:office" xmlns:r="http://schemas.openxmlformats.org/officeDocument/2006/relationships" xmlns:m="http://schemas.openxmlformats.org/officeDocument/2006/math" xmlns:v="urn:schemas-microsoft-com:vml" xmlns:wp14="http://schemas.microsoft.com/office/word/2010/wordprocessingDrawing" xmlns:wp="http://schemas.openxmlformats.org/drawingml/2006/wordprocessingDrawing" xmlns:w10="urn:schemas-microsoft-com:office:word" xmlns:w="http://schemas.openxmlformats.org/wordprocessingml/2006/main" xmlns:w14="http://schemas.microsoft.com/office/word/2010/wordml" xmlns:w15="http://schemas.microsoft.com/office/word/2012/wordml" xmlns:w16cex="http://schemas.microsoft.com/office/word/2018/wordml/cex" xmlns:w16cid="http://schemas.microsoft.com/office/word/2016/wordml/cid" xmlns:w16="http://schemas.microsoft.com/office/word/2018/wordml" xmlns:w16sdtdh="http://schemas.microsoft.com/office/word/2020/wordml/sdtdatahash" xmlns:w16se="http://schemas.microsoft.com/office/word/2015/wordml/symex" xmlns:wpg="http://schemas.microsoft.com/office/word/2010/wordprocessingGroup" xmlns:wpi="http://schemas.microsoft.com/office/word/2010/wordprocessingInk" xmlns:wne="http://schemas.microsoft.com/office/word/2006/wordml" xmlns:wps="http://schemas.microsoft.com/office/word/2010/wordprocessingShape" mc:Ignorable="w14 w15 w16se w16cid w16 w16cex w16sdtdh wp14">
+<w:hdr xmlns:wpc="http://schemas.microsoft.com/office/word/2010/wordprocessingCanvas" xmlns:cx="http://schemas.microsoft.com/office/drawing/2014/chartex" xmlns:cx1="http://schemas.microsoft.com/office/drawing/2015/9/8/chartex" xmlns:cx2="http://schemas.microsoft.com/office/drawing/2015/10/21/chartex" xmlns:cx3="http://schemas.microsoft.com/office/drawing/2016/5/9/chartex" xmlns:cx4="http://schemas.microsoft.com/office/drawing/2016/5/10/chartex" xmlns:cx5="http://schemas.microsoft.com/office/drawing/2016/5/11/chartex" xmlns:cx6="http://schemas.microsoft.com/office/drawing/2016/5/12/chartex" xmlns:cx7="http://schemas.microsoft.com/office/drawing/2016/5/13/chartex" xmlns:cx8="http://schemas.microsoft.com/office/drawing/2016/5/14/chartex" xmlns:mc="http://schemas.openxmlformats.org/markup-compatibility/2006" xmlns:aink="http://schemas.microsoft.com/office/drawing/2016/ink" xmlns:am3d="http://schemas.microsoft.com/office/drawing/2017/model3d" xmlns:o="urn:schemas-microsoft-com:office:office" xmlns:oel="http://schemas.microsoft.com/office/2019/extlst" xmlns:r="http://schemas.openxmlformats.org/officeDocument/2006/relationships" xmlns:m="http://schemas.openxmlformats.org/officeDocument/2006/math" xmlns:v="urn:schemas-microsoft-com:vml" xmlns:wp14="http://schemas.microsoft.com/office/word/2010/wordprocessingDrawing" xmlns:wp="http://schemas.openxmlformats.org/drawingml/2006/wordprocessingDrawing" xmlns:w10="urn:schemas-microsoft-com:office:word" xmlns:w="http://schemas.openxmlformats.org/wordprocessingml/2006/main" xmlns:w14="http://schemas.microsoft.com/office/word/2010/wordml" xmlns:w15="http://schemas.microsoft.com/office/word/2012/wordml" xmlns:w16cex="http://schemas.microsoft.com/office/word/2018/wordml/cex" xmlns:w16cid="http://schemas.microsoft.com/office/word/2016/wordml/cid" xmlns:w16="http://schemas.microsoft.com/office/word/2018/wordml" xmlns:w16sdtdh="http://schemas.microsoft.com/office/word/2020/wordml/sdtdatahash" xmlns:w16se="http://schemas.microsoft.com/office/word/2015/wordml/symex" xmlns:wpg="http://schemas.microsoft.com/office/word/2010/wordprocessingGroup" xmlns:wpi="http://schemas.microsoft.com/office/word/2010/wordprocessingInk" xmlns:wne="http://schemas.microsoft.com/office/word/2006/wordml" xmlns:wps="http://schemas.microsoft.com/office/word/2010/wordprocessingShape" mc:Ignorable="w14 w15 w16se w16cid w16 w16cex w16sdtdh wp14">
   <w:p>
     <w:pPr>
       <w:pStyle w:val="Textkrper"/>
@@ -8351,18 +8447,8 @@
 </w:hdr>
 </file>
 
-<file path=word/header3.xml><?xml version="1.0" encoding="utf-8"?>
-<w:hdr xmlns:wpc="http://schemas.microsoft.com/office/word/2010/wordprocessingCanvas" xmlns:cx="http://schemas.microsoft.com/office/drawing/2014/chartex" xmlns:cx1="http://schemas.microsoft.com/office/drawing/2015/9/8/chartex" xmlns:cx2="http://schemas.microsoft.com/office/drawing/2015/10/21/chartex" xmlns:cx3="http://schemas.microsoft.com/office/drawing/2016/5/9/chartex" xmlns:cx4="http://schemas.microsoft.com/office/drawing/2016/5/10/chartex" xmlns:cx5="http://schemas.microsoft.com/office/drawing/2016/5/11/chartex" xmlns:cx6="http://schemas.microsoft.com/office/drawing/2016/5/12/chartex" xmlns:cx7="http://schemas.microsoft.com/office/drawing/2016/5/13/chartex" xmlns:cx8="http://schemas.microsoft.com/office/drawing/2016/5/14/chartex" xmlns:mc="http://schemas.openxmlformats.org/markup-compatibility/2006" xmlns:aink="http://schemas.microsoft.com/office/drawing/2016/ink" xmlns:am3d="http://schemas.microsoft.com/office/drawing/2017/model3d" xmlns:o="urn:schemas-microsoft-com:office:office" xmlns:r="http://schemas.openxmlformats.org/officeDocument/2006/relationships" xmlns:m="http://schemas.openxmlformats.org/officeDocument/2006/math" xmlns:v="urn:schemas-microsoft-com:vml" xmlns:wp14="http://schemas.microsoft.com/office/word/2010/wordprocessingDrawing" xmlns:wp="http://schemas.openxmlformats.org/drawingml/2006/wordprocessingDrawing" xmlns:w10="urn:schemas-microsoft-com:office:word" xmlns:w="http://schemas.openxmlformats.org/wordprocessingml/2006/main" xmlns:w14="http://schemas.microsoft.com/office/word/2010/wordml" xmlns:w15="http://schemas.microsoft.com/office/word/2012/wordml" xmlns:w16cex="http://schemas.microsoft.com/office/word/2018/wordml/cex" xmlns:w16cid="http://schemas.microsoft.com/office/word/2016/wordml/cid" xmlns:w16="http://schemas.microsoft.com/office/word/2018/wordml" xmlns:w16sdtdh="http://schemas.microsoft.com/office/word/2020/wordml/sdtdatahash" xmlns:w16se="http://schemas.microsoft.com/office/word/2015/wordml/symex" xmlns:wpg="http://schemas.microsoft.com/office/word/2010/wordprocessingGroup" xmlns:wpi="http://schemas.microsoft.com/office/word/2010/wordprocessingInk" xmlns:wne="http://schemas.microsoft.com/office/word/2006/wordml" xmlns:wps="http://schemas.microsoft.com/office/word/2010/wordprocessingShape" mc:Ignorable="w14 w15 w16se w16cid w16 w16cex w16sdtdh wp14">
-  <w:p>
-    <w:pPr>
-      <w:pStyle w:val="Kopfzeile"/>
-    </w:pPr>
-  </w:p>
-</w:hdr>
-</file>
-
 <file path=word/numbering.xml><?xml version="1.0" encoding="utf-8"?>
-<w:numbering xmlns:wpc="http://schemas.microsoft.com/office/word/2010/wordprocessingCanvas" xmlns:cx="http://schemas.microsoft.com/office/drawing/2014/chartex" xmlns:cx1="http://schemas.microsoft.com/office/drawing/2015/9/8/chartex" xmlns:cx2="http://schemas.microsoft.com/office/drawing/2015/10/21/chartex" xmlns:cx3="http://schemas.microsoft.com/office/drawing/2016/5/9/chartex" xmlns:cx4="http://schemas.microsoft.com/office/drawing/2016/5/10/chartex" xmlns:cx5="http://schemas.microsoft.com/office/drawing/2016/5/11/chartex" xmlns:cx6="http://schemas.microsoft.com/office/drawing/2016/5/12/chartex" xmlns:cx7="http://schemas.microsoft.com/office/drawing/2016/5/13/chartex" xmlns:cx8="http://schemas.microsoft.com/office/drawing/2016/5/14/chartex" xmlns:mc="http://schemas.openxmlformats.org/markup-compatibility/2006" xmlns:aink="http://schemas.microsoft.com/office/drawing/2016/ink" xmlns:am3d="http://schemas.microsoft.com/office/drawing/2017/model3d" xmlns:o="urn:schemas-microsoft-com:office:office" xmlns:r="http://schemas.openxmlformats.org/officeDocument/2006/relationships" xmlns:m="http://schemas.openxmlformats.org/officeDocument/2006/math" xmlns:v="urn:schemas-microsoft-com:vml" xmlns:wp14="http://schemas.microsoft.com/office/word/2010/wordprocessingDrawing" xmlns:wp="http://schemas.openxmlformats.org/drawingml/2006/wordprocessingDrawing" xmlns:w10="urn:schemas-microsoft-com:office:word" xmlns:w="http://schemas.openxmlformats.org/wordprocessingml/2006/main" xmlns:w14="http://schemas.microsoft.com/office/word/2010/wordml" xmlns:w15="http://schemas.microsoft.com/office/word/2012/wordml" xmlns:w16cex="http://schemas.microsoft.com/office/word/2018/wordml/cex" xmlns:w16cid="http://schemas.microsoft.com/office/word/2016/wordml/cid" xmlns:w16="http://schemas.microsoft.com/office/word/2018/wordml" xmlns:w16sdtdh="http://schemas.microsoft.com/office/word/2020/wordml/sdtdatahash" xmlns:w16se="http://schemas.microsoft.com/office/word/2015/wordml/symex" xmlns:wpg="http://schemas.microsoft.com/office/word/2010/wordprocessingGroup" xmlns:wpi="http://schemas.microsoft.com/office/word/2010/wordprocessingInk" xmlns:wne="http://schemas.microsoft.com/office/word/2006/wordml" xmlns:wps="http://schemas.microsoft.com/office/word/2010/wordprocessingShape" mc:Ignorable="w14 w15 w16se w16cid w16 w16cex w16sdtdh wp14">
+<w:numbering xmlns:wpc="http://schemas.microsoft.com/office/word/2010/wordprocessingCanvas" xmlns:cx="http://schemas.microsoft.com/office/drawing/2014/chartex" xmlns:cx1="http://schemas.microsoft.com/office/drawing/2015/9/8/chartex" xmlns:cx2="http://schemas.microsoft.com/office/drawing/2015/10/21/chartex" xmlns:cx3="http://schemas.microsoft.com/office/drawing/2016/5/9/chartex" xmlns:cx4="http://schemas.microsoft.com/office/drawing/2016/5/10/chartex" xmlns:cx5="http://schemas.microsoft.com/office/drawing/2016/5/11/chartex" xmlns:cx6="http://schemas.microsoft.com/office/drawing/2016/5/12/chartex" xmlns:cx7="http://schemas.microsoft.com/office/drawing/2016/5/13/chartex" xmlns:cx8="http://schemas.microsoft.com/office/drawing/2016/5/14/chartex" xmlns:mc="http://schemas.openxmlformats.org/markup-compatibility/2006" xmlns:aink="http://schemas.microsoft.com/office/drawing/2016/ink" xmlns:am3d="http://schemas.microsoft.com/office/drawing/2017/model3d" xmlns:o="urn:schemas-microsoft-com:office:office" xmlns:oel="http://schemas.microsoft.com/office/2019/extlst" xmlns:r="http://schemas.openxmlformats.org/officeDocument/2006/relationships" xmlns:m="http://schemas.openxmlformats.org/officeDocument/2006/math" xmlns:v="urn:schemas-microsoft-com:vml" xmlns:wp14="http://schemas.microsoft.com/office/word/2010/wordprocessingDrawing" xmlns:wp="http://schemas.openxmlformats.org/drawingml/2006/wordprocessingDrawing" xmlns:w10="urn:schemas-microsoft-com:office:word" xmlns:w="http://schemas.openxmlformats.org/wordprocessingml/2006/main" xmlns:w14="http://schemas.microsoft.com/office/word/2010/wordml" xmlns:w15="http://schemas.microsoft.com/office/word/2012/wordml" xmlns:w16cex="http://schemas.microsoft.com/office/word/2018/wordml/cex" xmlns:w16cid="http://schemas.microsoft.com/office/word/2016/wordml/cid" xmlns:w16="http://schemas.microsoft.com/office/word/2018/wordml" xmlns:w16sdtdh="http://schemas.microsoft.com/office/word/2020/wordml/sdtdatahash" xmlns:w16se="http://schemas.microsoft.com/office/word/2015/wordml/symex" xmlns:wpg="http://schemas.microsoft.com/office/word/2010/wordprocessingGroup" xmlns:wpi="http://schemas.microsoft.com/office/word/2010/wordprocessingInk" xmlns:wne="http://schemas.microsoft.com/office/word/2006/wordml" xmlns:wps="http://schemas.microsoft.com/office/word/2010/wordprocessingShape" mc:Ignorable="w14 w15 w16se w16cid w16 w16cex w16sdtdh wp14">
   <w:abstractNum w:abstractNumId="0" w15:restartNumberingAfterBreak="0">
     <w:nsid w:val="5EF53369"/>
     <w:multiLevelType w:val="hybridMultilevel"/>
@@ -8593,13 +8679,21 @@
       </w:rPr>
     </w:lvl>
   </w:abstractNum>
-  <w:num w:numId="1">
+  <w:num w:numId="1" w16cid:durableId="215044910">
     <w:abstractNumId w:val="0"/>
   </w:num>
-  <w:num w:numId="2">
+  <w:num w:numId="2" w16cid:durableId="192423267">
     <w:abstractNumId w:val="1"/>
   </w:num>
 </w:numbering>
+</file>
+
+<file path=word/people.xml><?xml version="1.0" encoding="utf-8"?>
+<w15:people xmlns:wpc="http://schemas.microsoft.com/office/word/2010/wordprocessingCanvas" xmlns:cx="http://schemas.microsoft.com/office/drawing/2014/chartex" xmlns:cx1="http://schemas.microsoft.com/office/drawing/2015/9/8/chartex" xmlns:cx2="http://schemas.microsoft.com/office/drawing/2015/10/21/chartex" xmlns:cx3="http://schemas.microsoft.com/office/drawing/2016/5/9/chartex" xmlns:cx4="http://schemas.microsoft.com/office/drawing/2016/5/10/chartex" xmlns:cx5="http://schemas.microsoft.com/office/drawing/2016/5/11/chartex" xmlns:cx6="http://schemas.microsoft.com/office/drawing/2016/5/12/chartex" xmlns:cx7="http://schemas.microsoft.com/office/drawing/2016/5/13/chartex" xmlns:cx8="http://schemas.microsoft.com/office/drawing/2016/5/14/chartex" xmlns:mc="http://schemas.openxmlformats.org/markup-compatibility/2006" xmlns:aink="http://schemas.microsoft.com/office/drawing/2016/ink" xmlns:am3d="http://schemas.microsoft.com/office/drawing/2017/model3d" xmlns:o="urn:schemas-microsoft-com:office:office" xmlns:oel="http://schemas.microsoft.com/office/2019/extlst" xmlns:r="http://schemas.openxmlformats.org/officeDocument/2006/relationships" xmlns:m="http://schemas.openxmlformats.org/officeDocument/2006/math" xmlns:v="urn:schemas-microsoft-com:vml" xmlns:wp14="http://schemas.microsoft.com/office/word/2010/wordprocessingDrawing" xmlns:wp="http://schemas.openxmlformats.org/drawingml/2006/wordprocessingDrawing" xmlns:w10="urn:schemas-microsoft-com:office:word" xmlns:w="http://schemas.openxmlformats.org/wordprocessingml/2006/main" xmlns:w14="http://schemas.microsoft.com/office/word/2010/wordml" xmlns:w15="http://schemas.microsoft.com/office/word/2012/wordml" xmlns:w16cex="http://schemas.microsoft.com/office/word/2018/wordml/cex" xmlns:w16cid="http://schemas.microsoft.com/office/word/2016/wordml/cid" xmlns:w16="http://schemas.microsoft.com/office/word/2018/wordml" xmlns:w16sdtdh="http://schemas.microsoft.com/office/word/2020/wordml/sdtdatahash" xmlns:w16se="http://schemas.microsoft.com/office/word/2015/wordml/symex" xmlns:wpg="http://schemas.microsoft.com/office/word/2010/wordprocessingGroup" xmlns:wpi="http://schemas.microsoft.com/office/word/2010/wordprocessingInk" xmlns:wne="http://schemas.microsoft.com/office/word/2006/wordml" xmlns:wps="http://schemas.microsoft.com/office/word/2010/wordprocessingShape" mc:Ignorable="w14 w15 w16se w16cid w16 w16cex w16sdtdh wp14">
+  <w15:person w15:author="Müller, Maximilian | Wissensfabrik">
+    <w15:presenceInfo w15:providerId="AD" w15:userId="S::Maximilian.Mueller@wissensfabrik.de::fd810f2c-6434-45ec-b130-b89fd500a626"/>
+  </w15:person>
+</w15:people>
 </file>
 
 <file path=word/styles.xml><?xml version="1.0" encoding="utf-8"?>
@@ -9177,6 +9271,86 @@
       <w:lang w:val="de-DE" w:eastAsia="de-DE"/>
     </w:rPr>
   </w:style>
+  <w:style w:type="paragraph" w:styleId="berarbeitung">
+    <w:name w:val="Revision"/>
+    <w:hidden/>
+    <w:uiPriority w:val="99"/>
+    <w:semiHidden/>
+    <w:rsid w:val="00666C7B"/>
+    <w:pPr>
+      <w:widowControl/>
+      <w:autoSpaceDE/>
+      <w:autoSpaceDN/>
+    </w:pPr>
+    <w:rPr>
+      <w:rFonts w:ascii="Arial" w:eastAsia="Arial" w:hAnsi="Arial" w:cs="Arial"/>
+    </w:rPr>
+  </w:style>
+  <w:style w:type="character" w:styleId="Kommentarzeichen">
+    <w:name w:val="annotation reference"/>
+    <w:basedOn w:val="Absatz-Standardschriftart"/>
+    <w:uiPriority w:val="99"/>
+    <w:semiHidden/>
+    <w:unhideWhenUsed/>
+    <w:rsid w:val="00666C7B"/>
+    <w:rPr>
+      <w:sz w:val="16"/>
+      <w:szCs w:val="16"/>
+    </w:rPr>
+  </w:style>
+  <w:style w:type="paragraph" w:styleId="Kommentartext">
+    <w:name w:val="annotation text"/>
+    <w:basedOn w:val="Standard"/>
+    <w:link w:val="KommentartextZchn"/>
+    <w:uiPriority w:val="99"/>
+    <w:unhideWhenUsed/>
+    <w:rsid w:val="00666C7B"/>
+    <w:rPr>
+      <w:sz w:val="20"/>
+      <w:szCs w:val="20"/>
+    </w:rPr>
+  </w:style>
+  <w:style w:type="character" w:customStyle="1" w:styleId="KommentartextZchn">
+    <w:name w:val="Kommentartext Zchn"/>
+    <w:basedOn w:val="Absatz-Standardschriftart"/>
+    <w:link w:val="Kommentartext"/>
+    <w:uiPriority w:val="99"/>
+    <w:rsid w:val="00666C7B"/>
+    <w:rPr>
+      <w:rFonts w:ascii="Arial" w:eastAsia="Arial" w:hAnsi="Arial" w:cs="Arial"/>
+      <w:sz w:val="20"/>
+      <w:szCs w:val="20"/>
+    </w:rPr>
+  </w:style>
+  <w:style w:type="paragraph" w:styleId="Kommentarthema">
+    <w:name w:val="annotation subject"/>
+    <w:basedOn w:val="Kommentartext"/>
+    <w:next w:val="Kommentartext"/>
+    <w:link w:val="KommentarthemaZchn"/>
+    <w:uiPriority w:val="99"/>
+    <w:semiHidden/>
+    <w:unhideWhenUsed/>
+    <w:rsid w:val="00666C7B"/>
+    <w:rPr>
+      <w:b/>
+      <w:bCs/>
+    </w:rPr>
+  </w:style>
+  <w:style w:type="character" w:customStyle="1" w:styleId="KommentarthemaZchn">
+    <w:name w:val="Kommentarthema Zchn"/>
+    <w:basedOn w:val="KommentartextZchn"/>
+    <w:link w:val="Kommentarthema"/>
+    <w:uiPriority w:val="99"/>
+    <w:semiHidden/>
+    <w:rsid w:val="00666C7B"/>
+    <w:rPr>
+      <w:rFonts w:ascii="Arial" w:eastAsia="Arial" w:hAnsi="Arial" w:cs="Arial"/>
+      <w:b/>
+      <w:bCs/>
+      <w:sz w:val="20"/>
+      <w:szCs w:val="20"/>
+    </w:rPr>
+  </w:style>
 </w:styles>
 </file>
 
